--- a/Week-3/Recordings/Week-3-Class-Recordings.docx
+++ b/Week-3/Recordings/Week-3-Class-Recordings.docx
@@ -38,7 +38,16 @@
         <w:t>Week-3-Day-2</w:t>
       </w:r>
     </w:p>
-    <w:p/>
+    <w:p>
+      <w:hyperlink r:id="rId5" w:history="1">
+        <w:r>
+          <w:rPr>
+            <w:rStyle w:val="Hyperlink"/>
+          </w:rPr>
+          <w:t>https://drive.google.com/file/d/1h7d02nTlxMKAHOoLt7gk2daU9COSmlZO/view</w:t>
+        </w:r>
+      </w:hyperlink>
+    </w:p>
     <w:p/>
     <w:p>
       <w:r>
@@ -47,6 +56,16 @@
       <w:r>
         <w:t>3</w:t>
       </w:r>
+    </w:p>
+    <w:p>
+      <w:hyperlink r:id="rId6" w:history="1">
+        <w:r>
+          <w:rPr>
+            <w:rStyle w:val="Hyperlink"/>
+          </w:rPr>
+          <w:t>https://drive.google.com/file/d/16UbBvAzZnaRVFX3Q_KkZXTmCIneHZenX/view</w:t>
+        </w:r>
+      </w:hyperlink>
     </w:p>
     <w:p/>
     <w:p/>
